--- a/trabajos/intermedios/02. Rúbrica Entrega 1.docx
+++ b/trabajos/intermedios/02. Rúbrica Entrega 1.docx
@@ -1,217 +1,405 @@
 
 <file path=word/document.xml><?xml version="1.0" encoding="utf-8"?>
-<w:document xmlns:wpc="http://schemas.microsoft.com/office/word/2010/wordprocessingCanvas" xmlns:cx="http://schemas.microsoft.com/office/drawing/2014/chartex" xmlns:cx1="http://schemas.microsoft.com/office/drawing/2015/9/8/chartex" xmlns:cx2="http://schemas.microsoft.com/office/drawing/2015/10/21/chartex" xmlns:cx3="http://schemas.microsoft.com/office/drawing/2016/5/9/chartex" xmlns:cx4="http://schemas.microsoft.com/office/drawing/2016/5/10/chartex" xmlns:cx5="http://schemas.microsoft.com/office/drawing/2016/5/11/chartex" xmlns:cx6="http://schemas.microsoft.com/office/drawing/2016/5/12/chartex" xmlns:cx7="http://schemas.microsoft.com/office/drawing/2016/5/13/chartex" xmlns:cx8="http://schemas.microsoft.com/office/drawing/2016/5/14/chartex" xmlns:mc="http://schemas.openxmlformats.org/markup-compatibility/2006" xmlns:aink="http://schemas.microsoft.com/office/drawing/2016/ink" xmlns:am3d="http://schemas.microsoft.com/office/drawing/2017/model3d" xmlns:o="urn:schemas-microsoft-com:office:office" xmlns:oel="http://schemas.microsoft.com/office/2019/extlst" xmlns:r="http://schemas.openxmlformats.org/officeDocument/2006/relationships" xmlns:m="http://schemas.openxmlformats.org/officeDocument/2006/math" xmlns:v="urn:schemas-microsoft-com:vml" xmlns:wp14="http://schemas.microsoft.com/office/word/2010/wordprocessingDrawing" xmlns:wp="http://schemas.openxmlformats.org/drawingml/2006/wordprocessingDrawing" xmlns:w10="urn:schemas-microsoft-com:office:word" xmlns:w="http://schemas.openxmlformats.org/wordprocessingml/2006/main" xmlns:w14="http://schemas.microsoft.com/office/word/2010/wordml" xmlns:w15="http://schemas.microsoft.com/office/word/2012/wordml" xmlns:w16cex="http://schemas.microsoft.com/office/word/2018/wordml/cex" xmlns:w16cid="http://schemas.microsoft.com/office/word/2016/wordml/cid" xmlns:w16="http://schemas.microsoft.com/office/word/2018/wordml" xmlns:w16sdtdh="http://schemas.microsoft.com/office/word/2020/wordml/sdtdatahash" xmlns:w16se="http://schemas.microsoft.com/office/word/2015/wordml/symex" xmlns:wpg="http://schemas.microsoft.com/office/word/2010/wordprocessingGroup" xmlns:wpi="http://schemas.microsoft.com/office/word/2010/wordprocessingInk" xmlns:wne="http://schemas.microsoft.com/office/word/2006/wordml" xmlns:wps="http://schemas.microsoft.com/office/word/2010/wordprocessingShape" mc:Ignorable="w14 w15 w16se w16cid w16 w16cex w16sdtdh wp14">
+<w:document xmlns:wpc="http://schemas.microsoft.com/office/word/2010/wordprocessingCanvas" xmlns:cx="http://schemas.microsoft.com/office/drawing/2014/chartex" xmlns:cx1="http://schemas.microsoft.com/office/drawing/2015/9/8/chartex" xmlns:cx2="http://schemas.microsoft.com/office/drawing/2015/10/21/chartex" xmlns:cx3="http://schemas.microsoft.com/office/drawing/2016/5/9/chartex" xmlns:cx4="http://schemas.microsoft.com/office/drawing/2016/5/10/chartex" xmlns:cx5="http://schemas.microsoft.com/office/drawing/2016/5/11/chartex" xmlns:cx6="http://schemas.microsoft.com/office/drawing/2016/5/12/chartex" xmlns:cx7="http://schemas.microsoft.com/office/drawing/2016/5/13/chartex" xmlns:cx8="http://schemas.microsoft.com/office/drawing/2016/5/14/chartex" xmlns:mc="http://schemas.openxmlformats.org/markup-compatibility/2006" xmlns:aink="http://schemas.microsoft.com/office/drawing/2016/ink" xmlns:am3d="http://schemas.microsoft.com/office/drawing/2017/model3d" xmlns:o="urn:schemas-microsoft-com:office:office" xmlns:oel="http://schemas.microsoft.com/office/2019/extlst" xmlns:r="http://schemas.openxmlformats.org/officeDocument/2006/relationships" xmlns:m="http://schemas.openxmlformats.org/officeDocument/2006/math" xmlns:v="urn:schemas-microsoft-com:vml" xmlns:wp14="http://schemas.microsoft.com/office/word/2010/wordprocessingDrawing" xmlns:wp="http://schemas.openxmlformats.org/drawingml/2006/wordprocessingDrawing" xmlns:w10="urn:schemas-microsoft-com:office:word" xmlns:w="http://schemas.openxmlformats.org/wordprocessingml/2006/main" xmlns:w14="http://schemas.microsoft.com/office/word/2010/wordml" xmlns:w15="http://schemas.microsoft.com/office/word/2012/wordml" xmlns:w16cex="http://schemas.microsoft.com/office/word/2018/wordml/cex" xmlns:w16cid="http://schemas.microsoft.com/office/word/2016/wordml/cid" xmlns:w16="http://schemas.microsoft.com/office/word/2018/wordml" xmlns:w16du="http://schemas.microsoft.com/office/word/2023/wordml/word16du" xmlns:w16sdtdh="http://schemas.microsoft.com/office/word/2020/wordml/sdtdatahash" xmlns:w16sdtfl="http://schemas.microsoft.com/office/word/2024/wordml/sdtformatlock" xmlns:w16se="http://schemas.microsoft.com/office/word/2015/wordml/symex" xmlns:wpg="http://schemas.microsoft.com/office/word/2010/wordprocessingGroup" xmlns:wpi="http://schemas.microsoft.com/office/word/2010/wordprocessingInk" xmlns:wne="http://schemas.microsoft.com/office/word/2006/wordml" xmlns:wps="http://schemas.microsoft.com/office/word/2010/wordprocessingShape" mc:Ignorable="w14 w15 w16se w16cid w16 w16cex w16sdtdh w16sdtfl w16du wp14">
   <w:body>
     <w:p>
       <w:r>
+        <w:t>Formato:</w:t>
+      </w:r>
+    </w:p>
+    <w:p/>
+    <w:p>
+      <w:pPr>
+        <w:pStyle w:val="Prrafodelista"/>
+        <w:numPr>
+          <w:ilvl w:val="0"/>
+          <w:numId w:val="3"/>
+        </w:numPr>
+      </w:pPr>
+      <w:r>
+        <w:t>Formato word</w:t>
+      </w:r>
+    </w:p>
+    <w:p>
+      <w:pPr>
+        <w:pStyle w:val="Prrafodelista"/>
+        <w:numPr>
+          <w:ilvl w:val="0"/>
+          <w:numId w:val="3"/>
+        </w:numPr>
+      </w:pPr>
+      <w:r>
+        <w:t>Portada con logotipo de la Universidad</w:t>
+      </w:r>
+      <w:r>
+        <w:t>, tema de investigación y</w:t>
+      </w:r>
+      <w:r>
+        <w:t xml:space="preserve"> nombre de integrantes.</w:t>
+      </w:r>
+    </w:p>
+    <w:p>
+      <w:pPr>
+        <w:pStyle w:val="Prrafodelista"/>
+        <w:numPr>
+          <w:ilvl w:val="0"/>
+          <w:numId w:val="3"/>
+        </w:numPr>
+      </w:pPr>
+      <w:r>
+        <w:t xml:space="preserve">Títulos de </w:t>
+      </w:r>
+      <w:r>
+        <w:t>partes (I, II y III)</w:t>
+      </w:r>
+      <w:r>
+        <w:t xml:space="preserve"> en negrita fuente Calibri 21 en mayúsculas.</w:t>
+      </w:r>
+    </w:p>
+    <w:p>
+      <w:pPr>
+        <w:pStyle w:val="Prrafodelista"/>
+        <w:numPr>
+          <w:ilvl w:val="0"/>
+          <w:numId w:val="3"/>
+        </w:numPr>
+      </w:pPr>
+      <w:r>
+        <w:t>Subtítulos en negrita fuente Calibri tamaño 16.</w:t>
+      </w:r>
+    </w:p>
+    <w:p>
+      <w:pPr>
+        <w:pStyle w:val="Prrafodelista"/>
+        <w:numPr>
+          <w:ilvl w:val="0"/>
+          <w:numId w:val="3"/>
+        </w:numPr>
+      </w:pPr>
+      <w:r>
+        <w:t>Cuerpo del informe en fuente Calibri 11 e interlineado simple.</w:t>
+      </w:r>
+    </w:p>
+    <w:p>
+      <w:pPr>
+        <w:pStyle w:val="Prrafodelista"/>
+        <w:numPr>
+          <w:ilvl w:val="0"/>
+          <w:numId w:val="3"/>
+        </w:numPr>
+      </w:pPr>
+      <w:r>
+        <w:t xml:space="preserve">El trabajo debe incluir </w:t>
+      </w:r>
+      <w:r>
+        <w:t xml:space="preserve">Tabla de contenido (índice al principio del documento) y Número de página en la parte inferior izquierda. </w:t>
+      </w:r>
+      <w:r>
+        <w:t>Para esto los títulos deben estar asignados con el estilo Título 1 (para partes I, II y III), título 2 (</w:t>
+      </w:r>
+      <w:r>
+        <w:t>1. Introducción, 2.Formulación,…, 8. Fuentes Bibliográficas</w:t>
+      </w:r>
+      <w:r>
+        <w:t>)</w:t>
+      </w:r>
+      <w:r>
+        <w:t xml:space="preserve"> y título 3 en caso de que tengan subtítulos a los apartados.</w:t>
+      </w:r>
+    </w:p>
+    <w:p>
+      <w:r>
+        <w:t>El cuerpo del documento debe contar con los siguiente apartados</w:t>
+      </w:r>
+      <w:r>
+        <w:t xml:space="preserve"> (puntaje entre paréntesis):</w:t>
+      </w:r>
+    </w:p>
+    <w:p>
+      <w:r>
         <w:t>PARTE I</w:t>
       </w:r>
     </w:p>
     <w:p>
-      <w:r>
-        <w:t>Introducción (15)</w:t>
-      </w:r>
-    </w:p>
-    <w:p>
-      <w:r>
-        <w:t xml:space="preserve">•Los/as investigadores/as pueden resumir de forma correcta la formulación, los objetivos, los principales antecedentes, la metodología y las hipótesis del trabajo (10) </w:t>
-      </w:r>
-    </w:p>
-    <w:p>
-      <w:r>
-        <w:t>•Esto se realiza mediante una escritura que provoca interés y es clara (5)</w:t>
-      </w:r>
-    </w:p>
-    <w:p/>
-    <w:p>
-      <w:r>
-        <w:t>Formulación (20)</w:t>
-      </w:r>
-    </w:p>
-    <w:p>
-      <w:r>
-        <w:t>•Los/as investigadores/as y desarrollan correctamente su problema (10) y pregunta de investigación (10)</w:t>
-      </w:r>
-    </w:p>
-    <w:p>
-      <w:r>
-        <w:t>•Esta última es razonable, perspicaz, creativa y plausible de ser realizada de forma cuantitativa</w:t>
-      </w:r>
-    </w:p>
-    <w:p/>
-    <w:p>
-      <w:r>
-        <w:t>Objetivos y relevancia (15)</w:t>
-      </w:r>
-    </w:p>
-    <w:p>
-      <w:r>
-        <w:t>•Los objetivos están bien redactados y se vinculan a la pregunta (10)</w:t>
-      </w:r>
-    </w:p>
-    <w:p>
-      <w:r>
-        <w:t>•La investigación se justifica de forma correcta y permite entender su relevancia (5)</w:t>
-      </w:r>
-    </w:p>
-    <w:p/>
-    <w:p>
-      <w:r>
-        <w:t>Antecedentes e Hipótesis de trabajo (30)</w:t>
-      </w:r>
-    </w:p>
-    <w:p>
-      <w:r>
-        <w:t xml:space="preserve">•Los/as investigadores/as identifican por lo menos 4 ideas relevantes en la bibliografía (10 puntos). </w:t>
-      </w:r>
-    </w:p>
-    <w:p>
-      <w:r>
-        <w:t xml:space="preserve">•Definen de forma correcta los principales conceptos a indagar (10). </w:t>
-      </w:r>
-    </w:p>
-    <w:p>
-      <w:r>
-        <w:t>•La formulación de la hipótesis es correcta según los antecedentes y la pregunta (10)</w:t>
-      </w:r>
-    </w:p>
-    <w:p/>
-    <w:p>
-      <w:pPr>
-        <w:rPr>
-          <w:lang w:val="es-ES"/>
-        </w:rPr>
-      </w:pPr>
-      <w:r>
+      <w:pPr>
+        <w:pStyle w:val="Prrafodelista"/>
+        <w:numPr>
+          <w:ilvl w:val="0"/>
+          <w:numId w:val="1"/>
+        </w:numPr>
         <w:rPr>
           <w:b/>
           <w:bCs/>
-          <w:lang w:val="es-ES"/>
-        </w:rPr>
-        <w:t>PARTE II</w:t>
-      </w:r>
-    </w:p>
-    <w:p>
-      <w:pPr>
-        <w:rPr>
-          <w:lang w:val="es-ES"/>
         </w:rPr>
       </w:pPr>
       <w:r>
         <w:rPr>
           <w:b/>
           <w:bCs/>
-          <w:lang w:val="es-ES"/>
-        </w:rPr>
-        <w:t>Metodología (10)</w:t>
-      </w:r>
-    </w:p>
-    <w:p>
-      <w:pPr>
-        <w:rPr>
-          <w:lang w:val="es-ES"/>
-        </w:rPr>
-      </w:pPr>
-      <w:r>
-        <w:rPr>
-          <w:lang w:val="es-ES"/>
-        </w:rPr>
-        <w:t>•Define bien: a) estrategia metodológica (2,5 puntos); b) tipo de investigación por objetivos (2,5), temporalidad (2,5) y grado de experimentación (2,5)</w:t>
-      </w:r>
-    </w:p>
-    <w:p>
-      <w:pPr>
-        <w:rPr>
-          <w:lang w:val="es-ES"/>
-        </w:rPr>
-      </w:pPr>
-      <w:r>
+        </w:rPr>
+        <w:t>Introducción (15)</w:t>
+      </w:r>
+    </w:p>
+    <w:p>
+      <w:r>
+        <w:t xml:space="preserve">•Los/as investigadores/as pueden resumir de forma correcta la formulación, los objetivos, los principales antecedentes, la metodología y las hipótesis del trabajo (10) </w:t>
+      </w:r>
+    </w:p>
+    <w:p>
+      <w:r>
+        <w:t>•Esto se realiza mediante una escritura que provoca interés y es clara (5)</w:t>
+      </w:r>
+    </w:p>
+    <w:p/>
+    <w:p>
+      <w:pPr>
+        <w:pStyle w:val="Prrafodelista"/>
+        <w:numPr>
+          <w:ilvl w:val="0"/>
+          <w:numId w:val="1"/>
+        </w:numPr>
         <w:rPr>
           <w:b/>
           <w:bCs/>
-          <w:lang w:val="es-ES"/>
-        </w:rPr>
-        <w:t>Operacionalización (40):</w:t>
-      </w:r>
-    </w:p>
-    <w:p>
-      <w:pPr>
-        <w:rPr>
-          <w:lang w:val="es-ES"/>
-        </w:rPr>
-      </w:pPr>
-      <w:r>
-        <w:rPr>
-          <w:lang w:val="es-ES"/>
-        </w:rPr>
-        <w:t xml:space="preserve">•Es coherente el esquema de la operacionalización. Va distinguiendo dimensiones y subdimensiones como componentes del concepto general y estas refieren a la bibliografía seleccionada: 10 </w:t>
-      </w:r>
-    </w:p>
-    <w:p>
-      <w:pPr>
-        <w:rPr>
-          <w:lang w:val="es-ES"/>
-        </w:rPr>
-      </w:pPr>
-      <w:r>
-        <w:rPr>
-          <w:lang w:val="es-ES"/>
-        </w:rPr>
-        <w:t xml:space="preserve">•Es correcta la/s definición/es del/os concepto/s general/es: 10 </w:t>
-      </w:r>
-    </w:p>
-    <w:p>
-      <w:pPr>
-        <w:rPr>
-          <w:lang w:val="es-ES"/>
-        </w:rPr>
-      </w:pPr>
-      <w:r>
-        <w:rPr>
-          <w:lang w:val="es-ES"/>
-        </w:rPr>
-        <w:t xml:space="preserve">•Es correcta la/s definición/es del/os las dimensiones y subdimensiones: 10 </w:t>
-      </w:r>
-    </w:p>
-    <w:p>
-      <w:pPr>
-        <w:rPr>
-          <w:lang w:val="es-ES"/>
-        </w:rPr>
-      </w:pPr>
-      <w:r>
-        <w:rPr>
-          <w:lang w:val="es-ES"/>
-        </w:rPr>
-        <w:lastRenderedPageBreak/>
-        <w:t xml:space="preserve">•Están bien definidos los indicadores y permiten construir preguntas concretas. Se relacionan lógicamente al concepto general: 10 </w:t>
-      </w:r>
-    </w:p>
-    <w:p>
-      <w:pPr>
-        <w:rPr>
-          <w:lang w:val="es-ES"/>
         </w:rPr>
       </w:pPr>
       <w:r>
         <w:rPr>
           <w:b/>
           <w:bCs/>
-          <w:lang w:val="es-ES"/>
-        </w:rPr>
-        <w:t>PARTE III</w:t>
-      </w:r>
-    </w:p>
-    <w:p>
-      <w:pPr>
-        <w:rPr>
-          <w:lang w:val="es-ES"/>
-        </w:rPr>
-      </w:pPr>
-      <w:r>
+        </w:rPr>
+        <w:t>Formulación (20)</w:t>
+      </w:r>
+    </w:p>
+    <w:p>
+      <w:r>
+        <w:t>•Los/as investigadores/as y desarrollan correctamente su problema (10) y pregunta de investigación (10)</w:t>
+      </w:r>
+    </w:p>
+    <w:p>
+      <w:r>
+        <w:t>•Esta última es razonable, perspicaz, creativa y plausible de ser realizada de forma cuantitativa</w:t>
+      </w:r>
+    </w:p>
+    <w:p/>
+    <w:p>
+      <w:pPr>
+        <w:pStyle w:val="Prrafodelista"/>
+        <w:numPr>
+          <w:ilvl w:val="0"/>
+          <w:numId w:val="1"/>
+        </w:numPr>
         <w:rPr>
           <w:b/>
           <w:bCs/>
+        </w:rPr>
+      </w:pPr>
+      <w:r>
+        <w:rPr>
+          <w:b/>
+          <w:bCs/>
+        </w:rPr>
+        <w:t>Objetivos y relevancia (15)</w:t>
+      </w:r>
+    </w:p>
+    <w:p>
+      <w:r>
+        <w:t>•Los objetivos están bien redactados y se vinculan a la pregunta (10)</w:t>
+      </w:r>
+    </w:p>
+    <w:p>
+      <w:r>
+        <w:t>•La investigación se justifica de forma correcta y permite entender su relevancia (5)</w:t>
+      </w:r>
+    </w:p>
+    <w:p/>
+    <w:p>
+      <w:pPr>
+        <w:pStyle w:val="Prrafodelista"/>
+        <w:numPr>
+          <w:ilvl w:val="0"/>
+          <w:numId w:val="1"/>
+        </w:numPr>
+        <w:rPr>
+          <w:b/>
+          <w:bCs/>
+        </w:rPr>
+      </w:pPr>
+      <w:r>
+        <w:rPr>
+          <w:b/>
+          <w:bCs/>
+        </w:rPr>
+        <w:t>Antecedentes e Hipótesis de trabajo (30)</w:t>
+      </w:r>
+    </w:p>
+    <w:p>
+      <w:r>
+        <w:t xml:space="preserve">•Los/as investigadores/as identifican por lo menos 4 ideas relevantes en la bibliografía (10 puntos). </w:t>
+      </w:r>
+    </w:p>
+    <w:p>
+      <w:r>
+        <w:t xml:space="preserve">•Definen de forma correcta los principales conceptos a indagar (10). </w:t>
+      </w:r>
+    </w:p>
+    <w:p>
+      <w:r>
+        <w:t>•La formulación de la hipótesis es correcta según los antecedentes y la pregunta (10)</w:t>
+      </w:r>
+    </w:p>
+    <w:p/>
+    <w:p>
+      <w:pPr>
+        <w:rPr>
+          <w:lang w:val="es-ES"/>
+        </w:rPr>
+      </w:pPr>
+      <w:r>
+        <w:rPr>
+          <w:b/>
+          <w:bCs/>
+          <w:lang w:val="es-ES"/>
+        </w:rPr>
+        <w:lastRenderedPageBreak/>
+        <w:t>PARTE II</w:t>
+      </w:r>
+    </w:p>
+    <w:p>
+      <w:pPr>
+        <w:pStyle w:val="Prrafodelista"/>
+        <w:numPr>
+          <w:ilvl w:val="0"/>
+          <w:numId w:val="1"/>
+        </w:numPr>
+        <w:rPr>
+          <w:lang w:val="es-ES"/>
+        </w:rPr>
+      </w:pPr>
+      <w:r>
+        <w:rPr>
+          <w:b/>
+          <w:bCs/>
+          <w:lang w:val="es-ES"/>
+        </w:rPr>
+        <w:t>Metodología (10)</w:t>
+      </w:r>
+    </w:p>
+    <w:p>
+      <w:pPr>
+        <w:rPr>
+          <w:lang w:val="es-ES"/>
+        </w:rPr>
+      </w:pPr>
+      <w:r>
+        <w:rPr>
+          <w:lang w:val="es-ES"/>
+        </w:rPr>
+        <w:t>•Define bien: a) estrategia metodológica (2,5 puntos); b) tipo de investigación por objetivos (2,5), temporalidad (2,5) y grado de experimentación (2,5)</w:t>
+      </w:r>
+    </w:p>
+    <w:p>
+      <w:pPr>
+        <w:pStyle w:val="Prrafodelista"/>
+        <w:numPr>
+          <w:ilvl w:val="0"/>
+          <w:numId w:val="1"/>
+        </w:numPr>
+        <w:rPr>
+          <w:lang w:val="es-ES"/>
+        </w:rPr>
+      </w:pPr>
+      <w:r>
+        <w:rPr>
+          <w:b/>
+          <w:bCs/>
+          <w:lang w:val="es-ES"/>
+        </w:rPr>
+        <w:t>Operacionalización (40):</w:t>
+      </w:r>
+    </w:p>
+    <w:p>
+      <w:pPr>
+        <w:rPr>
+          <w:lang w:val="es-ES"/>
+        </w:rPr>
+      </w:pPr>
+      <w:r>
+        <w:rPr>
+          <w:lang w:val="es-ES"/>
+        </w:rPr>
+        <w:t xml:space="preserve">•Es coherente el esquema de la operacionalización. Va distinguiendo dimensiones y subdimensiones como componentes del concepto general y estas refieren a la bibliografía seleccionada: 10 </w:t>
+      </w:r>
+    </w:p>
+    <w:p>
+      <w:pPr>
+        <w:rPr>
+          <w:lang w:val="es-ES"/>
+        </w:rPr>
+      </w:pPr>
+      <w:r>
+        <w:rPr>
+          <w:lang w:val="es-ES"/>
+        </w:rPr>
+        <w:t xml:space="preserve">•Es correcta la/s definición/es del/os concepto/s general/es: 10 </w:t>
+      </w:r>
+    </w:p>
+    <w:p>
+      <w:pPr>
+        <w:rPr>
+          <w:lang w:val="es-ES"/>
+        </w:rPr>
+      </w:pPr>
+      <w:r>
+        <w:rPr>
+          <w:lang w:val="es-ES"/>
+        </w:rPr>
+        <w:t xml:space="preserve">•Es correcta la/s definición/es del/os las dimensiones y subdimensiones: 10 </w:t>
+      </w:r>
+    </w:p>
+    <w:p>
+      <w:pPr>
+        <w:rPr>
+          <w:lang w:val="es-ES"/>
+        </w:rPr>
+      </w:pPr>
+      <w:r>
+        <w:rPr>
+          <w:lang w:val="es-ES"/>
+        </w:rPr>
+        <w:t xml:space="preserve">•Están bien definidos los indicadores y permiten construir preguntas concretas. Se relacionan lógicamente al concepto general: 10 </w:t>
+      </w:r>
+    </w:p>
+    <w:p>
+      <w:pPr>
+        <w:rPr>
+          <w:lang w:val="es-ES"/>
+        </w:rPr>
+      </w:pPr>
+      <w:r>
+        <w:rPr>
+          <w:b/>
+          <w:bCs/>
+          <w:lang w:val="es-ES"/>
+        </w:rPr>
+        <w:t>PARTE III</w:t>
+      </w:r>
+    </w:p>
+    <w:p>
+      <w:pPr>
+        <w:pStyle w:val="Prrafodelista"/>
+        <w:numPr>
+          <w:ilvl w:val="0"/>
+          <w:numId w:val="1"/>
+        </w:numPr>
+        <w:rPr>
+          <w:lang w:val="es-ES"/>
+        </w:rPr>
+      </w:pPr>
+      <w:r>
+        <w:rPr>
+          <w:b/>
+          <w:bCs/>
           <w:lang w:val="es-ES"/>
         </w:rPr>
         <w:t>Cuestionario (40)</w:t>
@@ -300,6 +488,11 @@
     </w:p>
     <w:p>
       <w:pPr>
+        <w:pStyle w:val="Prrafodelista"/>
+        <w:numPr>
+          <w:ilvl w:val="0"/>
+          <w:numId w:val="1"/>
+        </w:numPr>
         <w:rPr>
           <w:lang w:val="es-ES"/>
         </w:rPr>
@@ -359,7 +552,28 @@
         </w:rPr>
       </w:pPr>
     </w:p>
+    <w:p>
+      <w:pPr>
+        <w:rPr>
+          <w:lang w:val="es-ES"/>
+        </w:rPr>
+      </w:pPr>
+    </w:p>
+    <w:p>
+      <w:pPr>
+        <w:rPr>
+          <w:lang w:val="es-ES"/>
+        </w:rPr>
+      </w:pPr>
+      <w:r>
+        <w:rPr>
+          <w:lang w:val="es-ES"/>
+        </w:rPr>
+        <w:t>Puntaje Total= 185 Puntos</w:t>
+      </w:r>
+    </w:p>
     <w:sectPr>
+      <w:headerReference w:type="default" r:id="rId7"/>
       <w:pgSz w:w="12240" w:h="15840"/>
       <w:pgMar w:top="1417" w:right="1701" w:bottom="1417" w:left="1701" w:header="708" w:footer="708" w:gutter="0"/>
       <w:cols w:space="708"/>
@@ -369,8 +583,402 @@
 </w:document>
 </file>
 
+<file path=word/endnotes.xml><?xml version="1.0" encoding="utf-8"?>
+<w:endnotes xmlns:wpc="http://schemas.microsoft.com/office/word/2010/wordprocessingCanvas" xmlns:cx="http://schemas.microsoft.com/office/drawing/2014/chartex" xmlns:cx1="http://schemas.microsoft.com/office/drawing/2015/9/8/chartex" xmlns:cx2="http://schemas.microsoft.com/office/drawing/2015/10/21/chartex" xmlns:cx3="http://schemas.microsoft.com/office/drawing/2016/5/9/chartex" xmlns:cx4="http://schemas.microsoft.com/office/drawing/2016/5/10/chartex" xmlns:cx5="http://schemas.microsoft.com/office/drawing/2016/5/11/chartex" xmlns:cx6="http://schemas.microsoft.com/office/drawing/2016/5/12/chartex" xmlns:cx7="http://schemas.microsoft.com/office/drawing/2016/5/13/chartex" xmlns:cx8="http://schemas.microsoft.com/office/drawing/2016/5/14/chartex" xmlns:mc="http://schemas.openxmlformats.org/markup-compatibility/2006" xmlns:aink="http://schemas.microsoft.com/office/drawing/2016/ink" xmlns:am3d="http://schemas.microsoft.com/office/drawing/2017/model3d" xmlns:o="urn:schemas-microsoft-com:office:office" xmlns:oel="http://schemas.microsoft.com/office/2019/extlst" xmlns:r="http://schemas.openxmlformats.org/officeDocument/2006/relationships" xmlns:m="http://schemas.openxmlformats.org/officeDocument/2006/math" xmlns:v="urn:schemas-microsoft-com:vml" xmlns:wp14="http://schemas.microsoft.com/office/word/2010/wordprocessingDrawing" xmlns:wp="http://schemas.openxmlformats.org/drawingml/2006/wordprocessingDrawing" xmlns:w10="urn:schemas-microsoft-com:office:word" xmlns:w="http://schemas.openxmlformats.org/wordprocessingml/2006/main" xmlns:w14="http://schemas.microsoft.com/office/word/2010/wordml" xmlns:w15="http://schemas.microsoft.com/office/word/2012/wordml" xmlns:w16cex="http://schemas.microsoft.com/office/word/2018/wordml/cex" xmlns:w16cid="http://schemas.microsoft.com/office/word/2016/wordml/cid" xmlns:w16="http://schemas.microsoft.com/office/word/2018/wordml" xmlns:w16du="http://schemas.microsoft.com/office/word/2023/wordml/word16du" xmlns:w16sdtdh="http://schemas.microsoft.com/office/word/2020/wordml/sdtdatahash" xmlns:w16sdtfl="http://schemas.microsoft.com/office/word/2024/wordml/sdtformatlock" xmlns:w16se="http://schemas.microsoft.com/office/word/2015/wordml/symex" xmlns:wpg="http://schemas.microsoft.com/office/word/2010/wordprocessingGroup" xmlns:wpi="http://schemas.microsoft.com/office/word/2010/wordprocessingInk" xmlns:wne="http://schemas.microsoft.com/office/word/2006/wordml" xmlns:wps="http://schemas.microsoft.com/office/word/2010/wordprocessingShape" mc:Ignorable="w14 w15 w16se w16cid w16 w16cex w16sdtdh w16sdtfl w16du wp14">
+  <w:endnote w:type="separator" w:id="-1">
+    <w:p>
+      <w:pPr>
+        <w:spacing w:after="0" w:line="240" w:lineRule="auto"/>
+      </w:pPr>
+      <w:r>
+        <w:separator/>
+      </w:r>
+    </w:p>
+  </w:endnote>
+  <w:endnote w:type="continuationSeparator" w:id="0">
+    <w:p>
+      <w:pPr>
+        <w:spacing w:after="0" w:line="240" w:lineRule="auto"/>
+      </w:pPr>
+      <w:r>
+        <w:continuationSeparator/>
+      </w:r>
+    </w:p>
+  </w:endnote>
+</w:endnotes>
+</file>
+
+<file path=word/footnotes.xml><?xml version="1.0" encoding="utf-8"?>
+<w:footnotes xmlns:wpc="http://schemas.microsoft.com/office/word/2010/wordprocessingCanvas" xmlns:cx="http://schemas.microsoft.com/office/drawing/2014/chartex" xmlns:cx1="http://schemas.microsoft.com/office/drawing/2015/9/8/chartex" xmlns:cx2="http://schemas.microsoft.com/office/drawing/2015/10/21/chartex" xmlns:cx3="http://schemas.microsoft.com/office/drawing/2016/5/9/chartex" xmlns:cx4="http://schemas.microsoft.com/office/drawing/2016/5/10/chartex" xmlns:cx5="http://schemas.microsoft.com/office/drawing/2016/5/11/chartex" xmlns:cx6="http://schemas.microsoft.com/office/drawing/2016/5/12/chartex" xmlns:cx7="http://schemas.microsoft.com/office/drawing/2016/5/13/chartex" xmlns:cx8="http://schemas.microsoft.com/office/drawing/2016/5/14/chartex" xmlns:mc="http://schemas.openxmlformats.org/markup-compatibility/2006" xmlns:aink="http://schemas.microsoft.com/office/drawing/2016/ink" xmlns:am3d="http://schemas.microsoft.com/office/drawing/2017/model3d" xmlns:o="urn:schemas-microsoft-com:office:office" xmlns:oel="http://schemas.microsoft.com/office/2019/extlst" xmlns:r="http://schemas.openxmlformats.org/officeDocument/2006/relationships" xmlns:m="http://schemas.openxmlformats.org/officeDocument/2006/math" xmlns:v="urn:schemas-microsoft-com:vml" xmlns:wp14="http://schemas.microsoft.com/office/word/2010/wordprocessingDrawing" xmlns:wp="http://schemas.openxmlformats.org/drawingml/2006/wordprocessingDrawing" xmlns:w10="urn:schemas-microsoft-com:office:word" xmlns:w="http://schemas.openxmlformats.org/wordprocessingml/2006/main" xmlns:w14="http://schemas.microsoft.com/office/word/2010/wordml" xmlns:w15="http://schemas.microsoft.com/office/word/2012/wordml" xmlns:w16cex="http://schemas.microsoft.com/office/word/2018/wordml/cex" xmlns:w16cid="http://schemas.microsoft.com/office/word/2016/wordml/cid" xmlns:w16="http://schemas.microsoft.com/office/word/2018/wordml" xmlns:w16du="http://schemas.microsoft.com/office/word/2023/wordml/word16du" xmlns:w16sdtdh="http://schemas.microsoft.com/office/word/2020/wordml/sdtdatahash" xmlns:w16sdtfl="http://schemas.microsoft.com/office/word/2024/wordml/sdtformatlock" xmlns:w16se="http://schemas.microsoft.com/office/word/2015/wordml/symex" xmlns:wpg="http://schemas.microsoft.com/office/word/2010/wordprocessingGroup" xmlns:wpi="http://schemas.microsoft.com/office/word/2010/wordprocessingInk" xmlns:wne="http://schemas.microsoft.com/office/word/2006/wordml" xmlns:wps="http://schemas.microsoft.com/office/word/2010/wordprocessingShape" mc:Ignorable="w14 w15 w16se w16cid w16 w16cex w16sdtdh w16sdtfl w16du wp14">
+  <w:footnote w:type="separator" w:id="-1">
+    <w:p>
+      <w:pPr>
+        <w:spacing w:after="0" w:line="240" w:lineRule="auto"/>
+      </w:pPr>
+      <w:r>
+        <w:separator/>
+      </w:r>
+    </w:p>
+  </w:footnote>
+  <w:footnote w:type="continuationSeparator" w:id="0">
+    <w:p>
+      <w:pPr>
+        <w:spacing w:after="0" w:line="240" w:lineRule="auto"/>
+      </w:pPr>
+      <w:r>
+        <w:continuationSeparator/>
+      </w:r>
+    </w:p>
+  </w:footnote>
+</w:footnotes>
+</file>
+
+<file path=word/header1.xml><?xml version="1.0" encoding="utf-8"?>
+<w:hdr xmlns:wpc="http://schemas.microsoft.com/office/word/2010/wordprocessingCanvas" xmlns:cx="http://schemas.microsoft.com/office/drawing/2014/chartex" xmlns:cx1="http://schemas.microsoft.com/office/drawing/2015/9/8/chartex" xmlns:cx2="http://schemas.microsoft.com/office/drawing/2015/10/21/chartex" xmlns:cx3="http://schemas.microsoft.com/office/drawing/2016/5/9/chartex" xmlns:cx4="http://schemas.microsoft.com/office/drawing/2016/5/10/chartex" xmlns:cx5="http://schemas.microsoft.com/office/drawing/2016/5/11/chartex" xmlns:cx6="http://schemas.microsoft.com/office/drawing/2016/5/12/chartex" xmlns:cx7="http://schemas.microsoft.com/office/drawing/2016/5/13/chartex" xmlns:cx8="http://schemas.microsoft.com/office/drawing/2016/5/14/chartex" xmlns:mc="http://schemas.openxmlformats.org/markup-compatibility/2006" xmlns:aink="http://schemas.microsoft.com/office/drawing/2016/ink" xmlns:am3d="http://schemas.microsoft.com/office/drawing/2017/model3d" xmlns:o="urn:schemas-microsoft-com:office:office" xmlns:oel="http://schemas.microsoft.com/office/2019/extlst" xmlns:r="http://schemas.openxmlformats.org/officeDocument/2006/relationships" xmlns:m="http://schemas.openxmlformats.org/officeDocument/2006/math" xmlns:v="urn:schemas-microsoft-com:vml" xmlns:wp14="http://schemas.microsoft.com/office/word/2010/wordprocessingDrawing" xmlns:wp="http://schemas.openxmlformats.org/drawingml/2006/wordprocessingDrawing" xmlns:w10="urn:schemas-microsoft-com:office:word" xmlns:w="http://schemas.openxmlformats.org/wordprocessingml/2006/main" xmlns:w14="http://schemas.microsoft.com/office/word/2010/wordml" xmlns:w15="http://schemas.microsoft.com/office/word/2012/wordml" xmlns:w16cex="http://schemas.microsoft.com/office/word/2018/wordml/cex" xmlns:w16cid="http://schemas.microsoft.com/office/word/2016/wordml/cid" xmlns:w16="http://schemas.microsoft.com/office/word/2018/wordml" xmlns:w16du="http://schemas.microsoft.com/office/word/2023/wordml/word16du" xmlns:w16sdtdh="http://schemas.microsoft.com/office/word/2020/wordml/sdtdatahash" xmlns:w16sdtfl="http://schemas.microsoft.com/office/word/2024/wordml/sdtformatlock" xmlns:w16se="http://schemas.microsoft.com/office/word/2015/wordml/symex" xmlns:wpg="http://schemas.microsoft.com/office/word/2010/wordprocessingGroup" xmlns:wpi="http://schemas.microsoft.com/office/word/2010/wordprocessingInk" xmlns:wne="http://schemas.microsoft.com/office/word/2006/wordml" xmlns:wps="http://schemas.microsoft.com/office/word/2010/wordprocessingShape" mc:Ignorable="w14 w15 w16se w16cid w16 w16cex w16sdtdh w16sdtfl w16du wp14">
+  <w:p>
+    <w:r>
+      <w:t>Rubrica de entrega Trabajo 1</w:t>
+    </w:r>
+  </w:p>
+  <w:p>
+    <w:pPr>
+      <w:pStyle w:val="Encabezado"/>
+    </w:pPr>
+  </w:p>
+</w:hdr>
+</file>
+
+<file path=word/numbering.xml><?xml version="1.0" encoding="utf-8"?>
+<w:numbering xmlns:wpc="http://schemas.microsoft.com/office/word/2010/wordprocessingCanvas" xmlns:cx="http://schemas.microsoft.com/office/drawing/2014/chartex" xmlns:cx1="http://schemas.microsoft.com/office/drawing/2015/9/8/chartex" xmlns:cx2="http://schemas.microsoft.com/office/drawing/2015/10/21/chartex" xmlns:cx3="http://schemas.microsoft.com/office/drawing/2016/5/9/chartex" xmlns:cx4="http://schemas.microsoft.com/office/drawing/2016/5/10/chartex" xmlns:cx5="http://schemas.microsoft.com/office/drawing/2016/5/11/chartex" xmlns:cx6="http://schemas.microsoft.com/office/drawing/2016/5/12/chartex" xmlns:cx7="http://schemas.microsoft.com/office/drawing/2016/5/13/chartex" xmlns:cx8="http://schemas.microsoft.com/office/drawing/2016/5/14/chartex" xmlns:mc="http://schemas.openxmlformats.org/markup-compatibility/2006" xmlns:aink="http://schemas.microsoft.com/office/drawing/2016/ink" xmlns:am3d="http://schemas.microsoft.com/office/drawing/2017/model3d" xmlns:o="urn:schemas-microsoft-com:office:office" xmlns:oel="http://schemas.microsoft.com/office/2019/extlst" xmlns:r="http://schemas.openxmlformats.org/officeDocument/2006/relationships" xmlns:m="http://schemas.openxmlformats.org/officeDocument/2006/math" xmlns:v="urn:schemas-microsoft-com:vml" xmlns:wp14="http://schemas.microsoft.com/office/word/2010/wordprocessingDrawing" xmlns:wp="http://schemas.openxmlformats.org/drawingml/2006/wordprocessingDrawing" xmlns:w10="urn:schemas-microsoft-com:office:word" xmlns:w="http://schemas.openxmlformats.org/wordprocessingml/2006/main" xmlns:w14="http://schemas.microsoft.com/office/word/2010/wordml" xmlns:w15="http://schemas.microsoft.com/office/word/2012/wordml" xmlns:w16cex="http://schemas.microsoft.com/office/word/2018/wordml/cex" xmlns:w16cid="http://schemas.microsoft.com/office/word/2016/wordml/cid" xmlns:w16="http://schemas.microsoft.com/office/word/2018/wordml" xmlns:w16du="http://schemas.microsoft.com/office/word/2023/wordml/word16du" xmlns:w16sdtdh="http://schemas.microsoft.com/office/word/2020/wordml/sdtdatahash" xmlns:w16sdtfl="http://schemas.microsoft.com/office/word/2024/wordml/sdtformatlock" xmlns:w16se="http://schemas.microsoft.com/office/word/2015/wordml/symex" xmlns:wpg="http://schemas.microsoft.com/office/word/2010/wordprocessingGroup" xmlns:wpi="http://schemas.microsoft.com/office/word/2010/wordprocessingInk" xmlns:wne="http://schemas.microsoft.com/office/word/2006/wordml" xmlns:wps="http://schemas.microsoft.com/office/word/2010/wordprocessingShape" mc:Ignorable="w14 w15 w16se w16cid w16 w16cex w16sdtdh w16sdtfl w16du wp14">
+  <w:abstractNum w:abstractNumId="0" w15:restartNumberingAfterBreak="0">
+    <w:nsid w:val="1EAC7287"/>
+    <w:multiLevelType w:val="hybridMultilevel"/>
+    <w:tmpl w:val="FDF43BF2"/>
+    <w:lvl w:ilvl="0" w:tplc="0C0A0005">
+      <w:start w:val="1"/>
+      <w:numFmt w:val="bullet"/>
+      <w:lvlText w:val=""/>
+      <w:lvlJc w:val="left"/>
+      <w:pPr>
+        <w:ind w:left="720" w:hanging="360"/>
+      </w:pPr>
+      <w:rPr>
+        <w:rFonts w:ascii="Wingdings" w:hAnsi="Wingdings" w:hint="default"/>
+      </w:rPr>
+    </w:lvl>
+    <w:lvl w:ilvl="1" w:tplc="FFFFFFFF" w:tentative="1">
+      <w:start w:val="1"/>
+      <w:numFmt w:val="bullet"/>
+      <w:lvlText w:val="o"/>
+      <w:lvlJc w:val="left"/>
+      <w:pPr>
+        <w:ind w:left="1440" w:hanging="360"/>
+      </w:pPr>
+      <w:rPr>
+        <w:rFonts w:ascii="Courier New" w:hAnsi="Courier New" w:cs="Courier New" w:hint="default"/>
+      </w:rPr>
+    </w:lvl>
+    <w:lvl w:ilvl="2" w:tplc="FFFFFFFF" w:tentative="1">
+      <w:start w:val="1"/>
+      <w:numFmt w:val="bullet"/>
+      <w:lvlText w:val=""/>
+      <w:lvlJc w:val="left"/>
+      <w:pPr>
+        <w:ind w:left="2160" w:hanging="360"/>
+      </w:pPr>
+      <w:rPr>
+        <w:rFonts w:ascii="Wingdings" w:hAnsi="Wingdings" w:hint="default"/>
+      </w:rPr>
+    </w:lvl>
+    <w:lvl w:ilvl="3" w:tplc="FFFFFFFF" w:tentative="1">
+      <w:start w:val="1"/>
+      <w:numFmt w:val="bullet"/>
+      <w:lvlText w:val=""/>
+      <w:lvlJc w:val="left"/>
+      <w:pPr>
+        <w:ind w:left="2880" w:hanging="360"/>
+      </w:pPr>
+      <w:rPr>
+        <w:rFonts w:ascii="Symbol" w:hAnsi="Symbol" w:hint="default"/>
+      </w:rPr>
+    </w:lvl>
+    <w:lvl w:ilvl="4" w:tplc="FFFFFFFF" w:tentative="1">
+      <w:start w:val="1"/>
+      <w:numFmt w:val="bullet"/>
+      <w:lvlText w:val="o"/>
+      <w:lvlJc w:val="left"/>
+      <w:pPr>
+        <w:ind w:left="3600" w:hanging="360"/>
+      </w:pPr>
+      <w:rPr>
+        <w:rFonts w:ascii="Courier New" w:hAnsi="Courier New" w:cs="Courier New" w:hint="default"/>
+      </w:rPr>
+    </w:lvl>
+    <w:lvl w:ilvl="5" w:tplc="FFFFFFFF" w:tentative="1">
+      <w:start w:val="1"/>
+      <w:numFmt w:val="bullet"/>
+      <w:lvlText w:val=""/>
+      <w:lvlJc w:val="left"/>
+      <w:pPr>
+        <w:ind w:left="4320" w:hanging="360"/>
+      </w:pPr>
+      <w:rPr>
+        <w:rFonts w:ascii="Wingdings" w:hAnsi="Wingdings" w:hint="default"/>
+      </w:rPr>
+    </w:lvl>
+    <w:lvl w:ilvl="6" w:tplc="FFFFFFFF" w:tentative="1">
+      <w:start w:val="1"/>
+      <w:numFmt w:val="bullet"/>
+      <w:lvlText w:val=""/>
+      <w:lvlJc w:val="left"/>
+      <w:pPr>
+        <w:ind w:left="5040" w:hanging="360"/>
+      </w:pPr>
+      <w:rPr>
+        <w:rFonts w:ascii="Symbol" w:hAnsi="Symbol" w:hint="default"/>
+      </w:rPr>
+    </w:lvl>
+    <w:lvl w:ilvl="7" w:tplc="FFFFFFFF" w:tentative="1">
+      <w:start w:val="1"/>
+      <w:numFmt w:val="bullet"/>
+      <w:lvlText w:val="o"/>
+      <w:lvlJc w:val="left"/>
+      <w:pPr>
+        <w:ind w:left="5760" w:hanging="360"/>
+      </w:pPr>
+      <w:rPr>
+        <w:rFonts w:ascii="Courier New" w:hAnsi="Courier New" w:cs="Courier New" w:hint="default"/>
+      </w:rPr>
+    </w:lvl>
+    <w:lvl w:ilvl="8" w:tplc="FFFFFFFF" w:tentative="1">
+      <w:start w:val="1"/>
+      <w:numFmt w:val="bullet"/>
+      <w:lvlText w:val=""/>
+      <w:lvlJc w:val="left"/>
+      <w:pPr>
+        <w:ind w:left="6480" w:hanging="360"/>
+      </w:pPr>
+      <w:rPr>
+        <w:rFonts w:ascii="Wingdings" w:hAnsi="Wingdings" w:hint="default"/>
+      </w:rPr>
+    </w:lvl>
+  </w:abstractNum>
+  <w:abstractNum w:abstractNumId="1" w15:restartNumberingAfterBreak="0">
+    <w:nsid w:val="3EA45172"/>
+    <w:multiLevelType w:val="hybridMultilevel"/>
+    <w:tmpl w:val="F6D8830E"/>
+    <w:lvl w:ilvl="0" w:tplc="0C0A000F">
+      <w:start w:val="1"/>
+      <w:numFmt w:val="decimal"/>
+      <w:lvlText w:val="%1."/>
+      <w:lvlJc w:val="left"/>
+      <w:pPr>
+        <w:ind w:left="720" w:hanging="360"/>
+      </w:pPr>
+      <w:rPr>
+        <w:rFonts w:hint="default"/>
+      </w:rPr>
+    </w:lvl>
+    <w:lvl w:ilvl="1" w:tplc="0C0A0019" w:tentative="1">
+      <w:start w:val="1"/>
+      <w:numFmt w:val="lowerLetter"/>
+      <w:lvlText w:val="%2."/>
+      <w:lvlJc w:val="left"/>
+      <w:pPr>
+        <w:ind w:left="1440" w:hanging="360"/>
+      </w:pPr>
+    </w:lvl>
+    <w:lvl w:ilvl="2" w:tplc="0C0A001B" w:tentative="1">
+      <w:start w:val="1"/>
+      <w:numFmt w:val="lowerRoman"/>
+      <w:lvlText w:val="%3."/>
+      <w:lvlJc w:val="right"/>
+      <w:pPr>
+        <w:ind w:left="2160" w:hanging="180"/>
+      </w:pPr>
+    </w:lvl>
+    <w:lvl w:ilvl="3" w:tplc="0C0A000F" w:tentative="1">
+      <w:start w:val="1"/>
+      <w:numFmt w:val="decimal"/>
+      <w:lvlText w:val="%4."/>
+      <w:lvlJc w:val="left"/>
+      <w:pPr>
+        <w:ind w:left="2880" w:hanging="360"/>
+      </w:pPr>
+    </w:lvl>
+    <w:lvl w:ilvl="4" w:tplc="0C0A0019" w:tentative="1">
+      <w:start w:val="1"/>
+      <w:numFmt w:val="lowerLetter"/>
+      <w:lvlText w:val="%5."/>
+      <w:lvlJc w:val="left"/>
+      <w:pPr>
+        <w:ind w:left="3600" w:hanging="360"/>
+      </w:pPr>
+    </w:lvl>
+    <w:lvl w:ilvl="5" w:tplc="0C0A001B" w:tentative="1">
+      <w:start w:val="1"/>
+      <w:numFmt w:val="lowerRoman"/>
+      <w:lvlText w:val="%6."/>
+      <w:lvlJc w:val="right"/>
+      <w:pPr>
+        <w:ind w:left="4320" w:hanging="180"/>
+      </w:pPr>
+    </w:lvl>
+    <w:lvl w:ilvl="6" w:tplc="0C0A000F" w:tentative="1">
+      <w:start w:val="1"/>
+      <w:numFmt w:val="decimal"/>
+      <w:lvlText w:val="%7."/>
+      <w:lvlJc w:val="left"/>
+      <w:pPr>
+        <w:ind w:left="5040" w:hanging="360"/>
+      </w:pPr>
+    </w:lvl>
+    <w:lvl w:ilvl="7" w:tplc="0C0A0019" w:tentative="1">
+      <w:start w:val="1"/>
+      <w:numFmt w:val="lowerLetter"/>
+      <w:lvlText w:val="%8."/>
+      <w:lvlJc w:val="left"/>
+      <w:pPr>
+        <w:ind w:left="5760" w:hanging="360"/>
+      </w:pPr>
+    </w:lvl>
+    <w:lvl w:ilvl="8" w:tplc="0C0A001B" w:tentative="1">
+      <w:start w:val="1"/>
+      <w:numFmt w:val="lowerRoman"/>
+      <w:lvlText w:val="%9."/>
+      <w:lvlJc w:val="right"/>
+      <w:pPr>
+        <w:ind w:left="6480" w:hanging="180"/>
+      </w:pPr>
+    </w:lvl>
+  </w:abstractNum>
+  <w:abstractNum w:abstractNumId="2" w15:restartNumberingAfterBreak="0">
+    <w:nsid w:val="46B30D66"/>
+    <w:multiLevelType w:val="hybridMultilevel"/>
+    <w:tmpl w:val="43ACA898"/>
+    <w:lvl w:ilvl="0" w:tplc="0C0A0001">
+      <w:start w:val="1"/>
+      <w:numFmt w:val="bullet"/>
+      <w:lvlText w:val=""/>
+      <w:lvlJc w:val="left"/>
+      <w:pPr>
+        <w:ind w:left="720" w:hanging="360"/>
+      </w:pPr>
+      <w:rPr>
+        <w:rFonts w:ascii="Symbol" w:hAnsi="Symbol" w:hint="default"/>
+      </w:rPr>
+    </w:lvl>
+    <w:lvl w:ilvl="1" w:tplc="0C0A0003" w:tentative="1">
+      <w:start w:val="1"/>
+      <w:numFmt w:val="bullet"/>
+      <w:lvlText w:val="o"/>
+      <w:lvlJc w:val="left"/>
+      <w:pPr>
+        <w:ind w:left="1440" w:hanging="360"/>
+      </w:pPr>
+      <w:rPr>
+        <w:rFonts w:ascii="Courier New" w:hAnsi="Courier New" w:cs="Courier New" w:hint="default"/>
+      </w:rPr>
+    </w:lvl>
+    <w:lvl w:ilvl="2" w:tplc="0C0A0005" w:tentative="1">
+      <w:start w:val="1"/>
+      <w:numFmt w:val="bullet"/>
+      <w:lvlText w:val=""/>
+      <w:lvlJc w:val="left"/>
+      <w:pPr>
+        <w:ind w:left="2160" w:hanging="360"/>
+      </w:pPr>
+      <w:rPr>
+        <w:rFonts w:ascii="Wingdings" w:hAnsi="Wingdings" w:hint="default"/>
+      </w:rPr>
+    </w:lvl>
+    <w:lvl w:ilvl="3" w:tplc="0C0A0001" w:tentative="1">
+      <w:start w:val="1"/>
+      <w:numFmt w:val="bullet"/>
+      <w:lvlText w:val=""/>
+      <w:lvlJc w:val="left"/>
+      <w:pPr>
+        <w:ind w:left="2880" w:hanging="360"/>
+      </w:pPr>
+      <w:rPr>
+        <w:rFonts w:ascii="Symbol" w:hAnsi="Symbol" w:hint="default"/>
+      </w:rPr>
+    </w:lvl>
+    <w:lvl w:ilvl="4" w:tplc="0C0A0003" w:tentative="1">
+      <w:start w:val="1"/>
+      <w:numFmt w:val="bullet"/>
+      <w:lvlText w:val="o"/>
+      <w:lvlJc w:val="left"/>
+      <w:pPr>
+        <w:ind w:left="3600" w:hanging="360"/>
+      </w:pPr>
+      <w:rPr>
+        <w:rFonts w:ascii="Courier New" w:hAnsi="Courier New" w:cs="Courier New" w:hint="default"/>
+      </w:rPr>
+    </w:lvl>
+    <w:lvl w:ilvl="5" w:tplc="0C0A0005" w:tentative="1">
+      <w:start w:val="1"/>
+      <w:numFmt w:val="bullet"/>
+      <w:lvlText w:val=""/>
+      <w:lvlJc w:val="left"/>
+      <w:pPr>
+        <w:ind w:left="4320" w:hanging="360"/>
+      </w:pPr>
+      <w:rPr>
+        <w:rFonts w:ascii="Wingdings" w:hAnsi="Wingdings" w:hint="default"/>
+      </w:rPr>
+    </w:lvl>
+    <w:lvl w:ilvl="6" w:tplc="0C0A0001" w:tentative="1">
+      <w:start w:val="1"/>
+      <w:numFmt w:val="bullet"/>
+      <w:lvlText w:val=""/>
+      <w:lvlJc w:val="left"/>
+      <w:pPr>
+        <w:ind w:left="5040" w:hanging="360"/>
+      </w:pPr>
+      <w:rPr>
+        <w:rFonts w:ascii="Symbol" w:hAnsi="Symbol" w:hint="default"/>
+      </w:rPr>
+    </w:lvl>
+    <w:lvl w:ilvl="7" w:tplc="0C0A0003" w:tentative="1">
+      <w:start w:val="1"/>
+      <w:numFmt w:val="bullet"/>
+      <w:lvlText w:val="o"/>
+      <w:lvlJc w:val="left"/>
+      <w:pPr>
+        <w:ind w:left="5760" w:hanging="360"/>
+      </w:pPr>
+      <w:rPr>
+        <w:rFonts w:ascii="Courier New" w:hAnsi="Courier New" w:cs="Courier New" w:hint="default"/>
+      </w:rPr>
+    </w:lvl>
+    <w:lvl w:ilvl="8" w:tplc="0C0A0005" w:tentative="1">
+      <w:start w:val="1"/>
+      <w:numFmt w:val="bullet"/>
+      <w:lvlText w:val=""/>
+      <w:lvlJc w:val="left"/>
+      <w:pPr>
+        <w:ind w:left="6480" w:hanging="360"/>
+      </w:pPr>
+      <w:rPr>
+        <w:rFonts w:ascii="Wingdings" w:hAnsi="Wingdings" w:hint="default"/>
+      </w:rPr>
+    </w:lvl>
+  </w:abstractNum>
+  <w:num w:numId="1" w16cid:durableId="1844542505">
+    <w:abstractNumId w:val="1"/>
+  </w:num>
+  <w:num w:numId="2" w16cid:durableId="1840077457">
+    <w:abstractNumId w:val="2"/>
+  </w:num>
+  <w:num w:numId="3" w16cid:durableId="132916095">
+    <w:abstractNumId w:val="0"/>
+  </w:num>
+</w:numbering>
+</file>
+
 <file path=word/styles.xml><?xml version="1.0" encoding="utf-8"?>
-<w:styles xmlns:mc="http://schemas.openxmlformats.org/markup-compatibility/2006" xmlns:r="http://schemas.openxmlformats.org/officeDocument/2006/relationships" xmlns:w="http://schemas.openxmlformats.org/wordprocessingml/2006/main" xmlns:w14="http://schemas.microsoft.com/office/word/2010/wordml" xmlns:w15="http://schemas.microsoft.com/office/word/2012/wordml" xmlns:w16cex="http://schemas.microsoft.com/office/word/2018/wordml/cex" xmlns:w16cid="http://schemas.microsoft.com/office/word/2016/wordml/cid" xmlns:w16="http://schemas.microsoft.com/office/word/2018/wordml" xmlns:w16sdtdh="http://schemas.microsoft.com/office/word/2020/wordml/sdtdatahash" xmlns:w16se="http://schemas.microsoft.com/office/word/2015/wordml/symex" mc:Ignorable="w14 w15 w16se w16cid w16 w16cex w16sdtdh">
+<w:styles xmlns:mc="http://schemas.openxmlformats.org/markup-compatibility/2006" xmlns:r="http://schemas.openxmlformats.org/officeDocument/2006/relationships" xmlns:w="http://schemas.openxmlformats.org/wordprocessingml/2006/main" xmlns:w14="http://schemas.microsoft.com/office/word/2010/wordml" xmlns:w15="http://schemas.microsoft.com/office/word/2012/wordml" xmlns:w16cex="http://schemas.microsoft.com/office/word/2018/wordml/cex" xmlns:w16cid="http://schemas.microsoft.com/office/word/2016/wordml/cid" xmlns:w16="http://schemas.microsoft.com/office/word/2018/wordml" xmlns:w16du="http://schemas.microsoft.com/office/word/2023/wordml/word16du" xmlns:w16sdtdh="http://schemas.microsoft.com/office/word/2020/wordml/sdtdatahash" xmlns:w16sdtfl="http://schemas.microsoft.com/office/word/2024/wordml/sdtformatlock" xmlns:w16se="http://schemas.microsoft.com/office/word/2015/wordml/symex" mc:Ignorable="w14 w15 w16se w16cid w16 w16cex w16sdtdh w16sdtfl w16du">
   <w:docDefaults>
     <w:rPrDefault>
       <w:rPr>
@@ -773,6 +1381,7 @@
   <w:style w:type="character" w:default="1" w:styleId="Fuentedeprrafopredeter">
     <w:name w:val="Default Paragraph Font"/>
     <w:uiPriority w:val="1"/>
+    <w:semiHidden/>
     <w:unhideWhenUsed/>
   </w:style>
   <w:style w:type="table" w:default="1" w:styleId="Tablanormal">
@@ -795,6 +1404,61 @@
     <w:uiPriority w:val="99"/>
     <w:semiHidden/>
     <w:unhideWhenUsed/>
+  </w:style>
+  <w:style w:type="paragraph" w:styleId="Prrafodelista">
+    <w:name w:val="List Paragraph"/>
+    <w:basedOn w:val="Normal"/>
+    <w:uiPriority w:val="34"/>
+    <w:qFormat/>
+    <w:rsid w:val="003B6C9D"/>
+    <w:pPr>
+      <w:ind w:left="720"/>
+      <w:contextualSpacing/>
+    </w:pPr>
+  </w:style>
+  <w:style w:type="paragraph" w:styleId="Encabezado">
+    <w:name w:val="header"/>
+    <w:basedOn w:val="Normal"/>
+    <w:link w:val="EncabezadoCar"/>
+    <w:uiPriority w:val="99"/>
+    <w:unhideWhenUsed/>
+    <w:rsid w:val="003A3D89"/>
+    <w:pPr>
+      <w:tabs>
+        <w:tab w:val="center" w:pos="4252"/>
+        <w:tab w:val="right" w:pos="8504"/>
+      </w:tabs>
+      <w:spacing w:after="0" w:line="240" w:lineRule="auto"/>
+    </w:pPr>
+  </w:style>
+  <w:style w:type="character" w:customStyle="1" w:styleId="EncabezadoCar">
+    <w:name w:val="Encabezado Car"/>
+    <w:basedOn w:val="Fuentedeprrafopredeter"/>
+    <w:link w:val="Encabezado"/>
+    <w:uiPriority w:val="99"/>
+    <w:rsid w:val="003A3D89"/>
+  </w:style>
+  <w:style w:type="paragraph" w:styleId="Piedepgina">
+    <w:name w:val="footer"/>
+    <w:basedOn w:val="Normal"/>
+    <w:link w:val="PiedepginaCar"/>
+    <w:uiPriority w:val="99"/>
+    <w:unhideWhenUsed/>
+    <w:rsid w:val="003A3D89"/>
+    <w:pPr>
+      <w:tabs>
+        <w:tab w:val="center" w:pos="4252"/>
+        <w:tab w:val="right" w:pos="8504"/>
+      </w:tabs>
+      <w:spacing w:after="0" w:line="240" w:lineRule="auto"/>
+    </w:pPr>
+  </w:style>
+  <w:style w:type="character" w:customStyle="1" w:styleId="PiedepginaCar">
+    <w:name w:val="Pie de página Car"/>
+    <w:basedOn w:val="Fuentedeprrafopredeter"/>
+    <w:link w:val="Piedepgina"/>
+    <w:uiPriority w:val="99"/>
+    <w:rsid w:val="003A3D89"/>
   </w:style>
 </w:styles>
 </file>
